--- a/EquipManagerAPP.docx
+++ b/EquipManagerAPP.docx
@@ -17,17 +17,26 @@
           <w:sz w:val="28"/>
           <w:szCs w:val="28"/>
         </w:rPr>
-        <w:t>Funkcionalna specifikacija</w:t>
-      </w:r>
-    </w:p>
-    <w:p>
-      <w:pPr>
-        <w:jc w:val="center"/>
+        <w:t>Funkcional</w:t>
+      </w:r>
+      <w:bookmarkStart w:id="0" w:name="_GoBack"/>
+      <w:bookmarkEnd w:id="0"/>
+      <w:r>
         <w:rPr>
           <w:b/>
           <w:sz w:val="28"/>
           <w:szCs w:val="28"/>
         </w:rPr>
+        <w:t>na specifikacija</w:t>
+      </w:r>
+    </w:p>
+    <w:p>
+      <w:pPr>
+        <w:rPr>
+          <w:b/>
+          <w:sz w:val="28"/>
+          <w:szCs w:val="28"/>
+        </w:rPr>
       </w:pPr>
     </w:p>
     <w:p>
@@ -60,500 +69,1193 @@
         <w:jc w:val="both"/>
       </w:pPr>
       <w:r>
-        <w:t xml:space="preserve">EquipManagerAPP je web aplikacija za upravljanje evidencijom tehničke opreme u tvrtki. </w:t>
-      </w:r>
-      <w:r>
-        <w:t>Cilj aplikacije je olakšati pregled, organizaciju i praćenje korištenja tehničke opreme unutar tvrtke.</w:t>
+        <w:t>EquipManagerAPP je web aplikacija za upravljanje evidencijom tehničke opreme u tvrtki. Cilj aplikacije je olakšati pregled, organizaciju i praćenje korištenja tehničke opreme unutar tvrtke.</w:t>
+      </w:r>
+    </w:p>
+    <w:p>
+      <w:pPr>
+        <w:jc w:val="both"/>
+      </w:pPr>
+    </w:p>
+    <w:p>
+      <w:pPr>
+        <w:jc w:val="both"/>
+      </w:pPr>
+      <w:r>
+        <w:t>Aplikacija omogućuje administraciju popisa opreme, evidenciju vlasnika opreme te praćenje kretanja opreme, odnosno informacije o tome kome je oprema iznajmljena i na koji vremenski period.</w:t>
+      </w:r>
+    </w:p>
+    <w:p>
+      <w:pPr>
+        <w:jc w:val="both"/>
+      </w:pPr>
+    </w:p>
+    <w:p>
+      <w:pPr>
+        <w:jc w:val="both"/>
+      </w:pPr>
+      <w:r>
+        <w:t>Sustav se sastoji od tri osnovna entiteta:</w:t>
+      </w:r>
+    </w:p>
+    <w:p>
+      <w:pPr>
+        <w:pStyle w:val="ListParagraph"/>
+        <w:numPr>
+          <w:ilvl w:val="0"/>
+          <w:numId w:val="7"/>
+        </w:numPr>
+        <w:jc w:val="both"/>
+      </w:pPr>
+      <w:r>
+        <w:t>K</w:t>
+      </w:r>
+      <w:r>
+        <w:t>orisnik</w:t>
+      </w:r>
+    </w:p>
+    <w:p>
+      <w:pPr>
+        <w:pStyle w:val="ListParagraph"/>
+        <w:numPr>
+          <w:ilvl w:val="0"/>
+          <w:numId w:val="7"/>
+        </w:numPr>
+        <w:jc w:val="both"/>
+      </w:pPr>
+      <w:r>
+        <w:t>U</w:t>
+      </w:r>
+      <w:r>
+        <w:t>ređaj</w:t>
+      </w:r>
+    </w:p>
+    <w:p>
+      <w:pPr>
+        <w:pStyle w:val="ListParagraph"/>
+        <w:numPr>
+          <w:ilvl w:val="2"/>
+          <w:numId w:val="1"/>
+        </w:numPr>
+        <w:ind w:left="709"/>
+        <w:jc w:val="both"/>
+      </w:pPr>
+      <w:r>
+        <w:t>D</w:t>
+      </w:r>
+      <w:r>
+        <w:t>ogađaj</w:t>
+      </w:r>
+    </w:p>
+    <w:p/>
+    <w:p>
+      <w:pPr>
+        <w:pStyle w:val="ListParagraph"/>
+        <w:numPr>
+          <w:ilvl w:val="0"/>
+          <w:numId w:val="8"/>
+        </w:numPr>
+        <w:rPr>
+          <w:b/>
+        </w:rPr>
+      </w:pPr>
+      <w:r>
+        <w:rPr>
+          <w:b/>
+        </w:rPr>
+        <w:t>KORISNIK</w:t>
+      </w:r>
+    </w:p>
+    <w:p/>
+    <w:p>
+      <w:r>
+        <w:t>Entitet Korisnik predstavlja osobu koja koristi aplikaciju.</w:t>
+      </w:r>
+    </w:p>
+    <w:p/>
+    <w:p>
+      <w:r>
+        <w:t>Atributi:</w:t>
+      </w:r>
+    </w:p>
+    <w:p>
+      <w:pPr>
+        <w:pStyle w:val="ListParagraph"/>
+        <w:numPr>
+          <w:ilvl w:val="2"/>
+          <w:numId w:val="1"/>
+        </w:numPr>
+        <w:ind w:left="1134" w:hanging="426"/>
+      </w:pPr>
+      <w:r>
+        <w:t xml:space="preserve">Šifra </w:t>
+      </w:r>
+      <w:r>
+        <w:tab/>
+      </w:r>
+      <w:r>
+        <w:tab/>
+      </w:r>
+      <w:r>
+        <w:t>(</w:t>
+      </w:r>
+      <w:proofErr w:type="spellStart"/>
+      <w:r>
+        <w:t>int</w:t>
+      </w:r>
+      <w:proofErr w:type="spellEnd"/>
+      <w:r>
+        <w:t>)</w:t>
+      </w:r>
+    </w:p>
+    <w:p>
+      <w:pPr>
+        <w:pStyle w:val="ListParagraph"/>
+        <w:numPr>
+          <w:ilvl w:val="2"/>
+          <w:numId w:val="1"/>
+        </w:numPr>
+        <w:ind w:left="1134" w:hanging="426"/>
+      </w:pPr>
+      <w:r>
+        <w:t xml:space="preserve">Ime </w:t>
+      </w:r>
+      <w:r>
+        <w:tab/>
+      </w:r>
+      <w:r>
+        <w:tab/>
+      </w:r>
+      <w:r>
+        <w:t>(</w:t>
+      </w:r>
+      <w:proofErr w:type="spellStart"/>
+      <w:r>
+        <w:t>string</w:t>
+      </w:r>
+      <w:proofErr w:type="spellEnd"/>
+      <w:r>
+        <w:t>)</w:t>
+      </w:r>
+    </w:p>
+    <w:p>
+      <w:pPr>
+        <w:pStyle w:val="ListParagraph"/>
+        <w:numPr>
+          <w:ilvl w:val="2"/>
+          <w:numId w:val="1"/>
+        </w:numPr>
+        <w:ind w:left="1134" w:hanging="426"/>
+      </w:pPr>
+      <w:r>
+        <w:t xml:space="preserve">Prezime </w:t>
+      </w:r>
+      <w:r>
+        <w:tab/>
+      </w:r>
+      <w:r>
+        <w:tab/>
+      </w:r>
+      <w:r>
+        <w:t>(</w:t>
+      </w:r>
+      <w:proofErr w:type="spellStart"/>
+      <w:r>
+        <w:t>string</w:t>
+      </w:r>
+      <w:proofErr w:type="spellEnd"/>
+      <w:r>
+        <w:t>)</w:t>
+      </w:r>
+    </w:p>
+    <w:p>
+      <w:pPr>
+        <w:pStyle w:val="ListParagraph"/>
+        <w:numPr>
+          <w:ilvl w:val="2"/>
+          <w:numId w:val="1"/>
+        </w:numPr>
+        <w:ind w:left="1134" w:hanging="426"/>
+      </w:pPr>
+      <w:r>
+        <w:t xml:space="preserve">Korisničko ime </w:t>
+      </w:r>
+      <w:r>
+        <w:tab/>
+      </w:r>
+      <w:r>
+        <w:t>(</w:t>
+      </w:r>
+      <w:proofErr w:type="spellStart"/>
+      <w:r>
+        <w:t>string</w:t>
+      </w:r>
+      <w:proofErr w:type="spellEnd"/>
+      <w:r>
+        <w:t>)</w:t>
+      </w:r>
+    </w:p>
+    <w:p>
+      <w:pPr>
+        <w:pStyle w:val="ListParagraph"/>
+        <w:numPr>
+          <w:ilvl w:val="2"/>
+          <w:numId w:val="1"/>
+        </w:numPr>
+        <w:ind w:left="1134" w:hanging="426"/>
+      </w:pPr>
+      <w:r>
+        <w:t xml:space="preserve">Lozinka </w:t>
+      </w:r>
+      <w:r>
+        <w:tab/>
+      </w:r>
+      <w:r>
+        <w:tab/>
+      </w:r>
+      <w:r>
+        <w:t>(</w:t>
+      </w:r>
+      <w:proofErr w:type="spellStart"/>
+      <w:r>
+        <w:t>string</w:t>
+      </w:r>
+      <w:proofErr w:type="spellEnd"/>
+      <w:r>
+        <w:t>)</w:t>
+      </w:r>
+    </w:p>
+    <w:p>
+      <w:pPr>
+        <w:pStyle w:val="ListParagraph"/>
+        <w:numPr>
+          <w:ilvl w:val="2"/>
+          <w:numId w:val="1"/>
+        </w:numPr>
+        <w:ind w:left="1134" w:hanging="426"/>
+      </w:pPr>
+      <w:r>
+        <w:t xml:space="preserve">Email </w:t>
+      </w:r>
+      <w:r>
+        <w:tab/>
+      </w:r>
+      <w:r>
+        <w:tab/>
+      </w:r>
+      <w:r>
+        <w:t>(</w:t>
+      </w:r>
+      <w:proofErr w:type="spellStart"/>
+      <w:r>
+        <w:t>string</w:t>
+      </w:r>
+      <w:proofErr w:type="spellEnd"/>
+      <w:r>
+        <w:t>)</w:t>
+      </w:r>
+    </w:p>
+    <w:p>
+      <w:pPr>
+        <w:pStyle w:val="ListParagraph"/>
+        <w:numPr>
+          <w:ilvl w:val="2"/>
+          <w:numId w:val="1"/>
+        </w:numPr>
+        <w:ind w:left="1134" w:hanging="426"/>
+      </w:pPr>
+      <w:r>
+        <w:t xml:space="preserve">Administrator </w:t>
+      </w:r>
+      <w:r>
+        <w:tab/>
+      </w:r>
+      <w:r>
+        <w:t>(</w:t>
+      </w:r>
+      <w:proofErr w:type="spellStart"/>
+      <w:r>
+        <w:t>boolean</w:t>
+      </w:r>
+      <w:proofErr w:type="spellEnd"/>
+      <w:r>
+        <w:t>)</w:t>
+      </w:r>
+    </w:p>
+    <w:p/>
+    <w:p>
+      <w:pPr>
+        <w:pStyle w:val="ListParagraph"/>
+        <w:numPr>
+          <w:ilvl w:val="0"/>
+          <w:numId w:val="1"/>
+        </w:numPr>
+        <w:ind w:left="709"/>
+        <w:rPr>
+          <w:b/>
+        </w:rPr>
+      </w:pPr>
+      <w:r>
+        <w:rPr>
+          <w:b/>
+        </w:rPr>
+        <w:t>UREĐAJ</w:t>
+      </w:r>
+    </w:p>
+    <w:p>
+      <w:pPr>
+        <w:pStyle w:val="ListParagraph"/>
+        <w:ind w:left="709"/>
+      </w:pPr>
+    </w:p>
+    <w:p>
+      <w:r>
+        <w:t>Entitet Uređaj predstavlja tehničku opremu koja se koristi u tvrtki.</w:t>
+      </w:r>
+    </w:p>
+    <w:p/>
+    <w:p>
+      <w:r>
+        <w:t>Atributi:</w:t>
+      </w:r>
+    </w:p>
+    <w:p/>
+    <w:p>
+      <w:pPr>
+        <w:pStyle w:val="ListParagraph"/>
+        <w:numPr>
+          <w:ilvl w:val="0"/>
+          <w:numId w:val="7"/>
+        </w:numPr>
+      </w:pPr>
+      <w:r>
+        <w:t xml:space="preserve">Šifra </w:t>
+      </w:r>
+      <w:r>
+        <w:tab/>
+      </w:r>
+      <w:r>
+        <w:tab/>
+      </w:r>
+      <w:r>
+        <w:tab/>
+      </w:r>
+      <w:r>
+        <w:t>(</w:t>
+      </w:r>
+      <w:proofErr w:type="spellStart"/>
+      <w:r>
+        <w:t>int</w:t>
+      </w:r>
+      <w:proofErr w:type="spellEnd"/>
+      <w:r>
+        <w:t>)</w:t>
+      </w:r>
+    </w:p>
+    <w:p>
+      <w:pPr>
+        <w:pStyle w:val="ListParagraph"/>
+        <w:numPr>
+          <w:ilvl w:val="0"/>
+          <w:numId w:val="7"/>
+        </w:numPr>
+      </w:pPr>
+      <w:r>
+        <w:t xml:space="preserve">Vrsta uređaja </w:t>
+      </w:r>
+      <w:r>
+        <w:tab/>
+      </w:r>
+      <w:r>
+        <w:tab/>
+      </w:r>
+      <w:r>
+        <w:t>(</w:t>
+      </w:r>
+      <w:proofErr w:type="spellStart"/>
+      <w:r>
+        <w:t>string</w:t>
+      </w:r>
+      <w:proofErr w:type="spellEnd"/>
+      <w:r>
+        <w:t xml:space="preserve">) </w:t>
+      </w:r>
+      <w:r>
+        <w:tab/>
+      </w:r>
+      <w:r>
+        <w:tab/>
+      </w:r>
+      <w:r>
+        <w:rPr>
+          <w:i/>
+        </w:rPr>
+        <w:t>*</w:t>
+      </w:r>
+      <w:r>
+        <w:rPr>
+          <w:i/>
+        </w:rPr>
+        <w:t>moguće koristiti padajući izbornik</w:t>
+      </w:r>
+    </w:p>
+    <w:p>
+      <w:pPr>
+        <w:pStyle w:val="ListParagraph"/>
+        <w:numPr>
+          <w:ilvl w:val="0"/>
+          <w:numId w:val="7"/>
+        </w:numPr>
+      </w:pPr>
+      <w:r>
+        <w:t xml:space="preserve">Model uređaja </w:t>
+      </w:r>
+      <w:r>
+        <w:tab/>
+      </w:r>
+      <w:r>
+        <w:t>(</w:t>
+      </w:r>
+      <w:proofErr w:type="spellStart"/>
+      <w:r>
+        <w:t>string</w:t>
+      </w:r>
+      <w:proofErr w:type="spellEnd"/>
+      <w:r>
+        <w:t>)</w:t>
+      </w:r>
+    </w:p>
+    <w:p>
+      <w:pPr>
+        <w:pStyle w:val="ListParagraph"/>
+        <w:numPr>
+          <w:ilvl w:val="0"/>
+          <w:numId w:val="7"/>
+        </w:numPr>
+      </w:pPr>
+      <w:r>
+        <w:t xml:space="preserve">Serijski broj </w:t>
+      </w:r>
+      <w:r>
+        <w:tab/>
+      </w:r>
+      <w:r>
+        <w:tab/>
+      </w:r>
+      <w:r>
+        <w:t>(</w:t>
+      </w:r>
+      <w:proofErr w:type="spellStart"/>
+      <w:r>
+        <w:t>string</w:t>
+      </w:r>
+      <w:proofErr w:type="spellEnd"/>
+      <w:r>
+        <w:t>)</w:t>
+      </w:r>
+    </w:p>
+    <w:p>
+      <w:pPr>
+        <w:pStyle w:val="ListParagraph"/>
+        <w:numPr>
+          <w:ilvl w:val="0"/>
+          <w:numId w:val="7"/>
+        </w:numPr>
+      </w:pPr>
+      <w:r>
+        <w:t xml:space="preserve">Status uređaja </w:t>
+      </w:r>
+      <w:r>
+        <w:tab/>
+      </w:r>
+      <w:r>
+        <w:t>(</w:t>
+      </w:r>
+      <w:proofErr w:type="spellStart"/>
+      <w:r>
+        <w:t>string</w:t>
+      </w:r>
+      <w:proofErr w:type="spellEnd"/>
+      <w:r>
+        <w:t xml:space="preserve">) </w:t>
+      </w:r>
+      <w:r>
+        <w:tab/>
+      </w:r>
+      <w:r>
+        <w:tab/>
+      </w:r>
+      <w:r>
+        <w:rPr>
+          <w:i/>
+        </w:rPr>
+        <w:t>*</w:t>
+      </w:r>
+      <w:r>
+        <w:rPr>
+          <w:i/>
+        </w:rPr>
+        <w:t>moguće koristiti padajući izbornik</w:t>
+      </w:r>
+    </w:p>
+    <w:p>
+      <w:pPr>
+        <w:pStyle w:val="ListParagraph"/>
+        <w:numPr>
+          <w:ilvl w:val="0"/>
+          <w:numId w:val="7"/>
+        </w:numPr>
+      </w:pPr>
+      <w:r>
+        <w:t>Napomena</w:t>
+      </w:r>
+      <w:r>
+        <w:tab/>
+      </w:r>
+      <w:r>
+        <w:tab/>
+        <w:t>(</w:t>
+      </w:r>
+      <w:proofErr w:type="spellStart"/>
+      <w:r>
+        <w:t>string</w:t>
+      </w:r>
+      <w:proofErr w:type="spellEnd"/>
+      <w:r>
+        <w:t>)</w:t>
+      </w:r>
+    </w:p>
+    <w:p>
+      <w:pPr>
+        <w:pStyle w:val="ListParagraph"/>
+        <w:numPr>
+          <w:ilvl w:val="0"/>
+          <w:numId w:val="7"/>
+        </w:numPr>
+      </w:pPr>
+      <w:r>
+        <w:t xml:space="preserve">Događaji </w:t>
+      </w:r>
+      <w:r>
+        <w:tab/>
+      </w:r>
+      <w:r>
+        <w:tab/>
+      </w:r>
+      <w:r>
+        <w:t>(</w:t>
+      </w:r>
+      <w:proofErr w:type="spellStart"/>
+      <w:r>
+        <w:t>array</w:t>
+      </w:r>
+      <w:proofErr w:type="spellEnd"/>
+      <w:r>
+        <w:t>)</w:t>
+      </w:r>
+    </w:p>
+    <w:p>
+      <w:pPr>
+        <w:pStyle w:val="ListParagraph"/>
+      </w:pPr>
+    </w:p>
+    <w:p>
+      <w:r>
+        <w:t>Primjeri statusa uređaja mogu biti:</w:t>
+      </w:r>
+    </w:p>
+    <w:p>
+      <w:pPr>
+        <w:pStyle w:val="ListParagraph"/>
+        <w:numPr>
+          <w:ilvl w:val="0"/>
+          <w:numId w:val="7"/>
+        </w:numPr>
+      </w:pPr>
+      <w:r>
+        <w:t>dostupan</w:t>
+      </w:r>
+    </w:p>
+    <w:p>
+      <w:pPr>
+        <w:pStyle w:val="ListParagraph"/>
+        <w:numPr>
+          <w:ilvl w:val="0"/>
+          <w:numId w:val="7"/>
+        </w:numPr>
+      </w:pPr>
+      <w:r>
+        <w:t>u najmu</w:t>
+      </w:r>
+    </w:p>
+    <w:p>
+      <w:pPr>
+        <w:pStyle w:val="ListParagraph"/>
+        <w:numPr>
+          <w:ilvl w:val="0"/>
+          <w:numId w:val="7"/>
+        </w:numPr>
+      </w:pPr>
+      <w:r>
+        <w:lastRenderedPageBreak/>
+        <w:t>neispravan</w:t>
+      </w:r>
+    </w:p>
+    <w:p>
+      <w:pPr>
+        <w:pStyle w:val="ListParagraph"/>
+        <w:numPr>
+          <w:ilvl w:val="0"/>
+          <w:numId w:val="7"/>
+        </w:numPr>
+      </w:pPr>
+      <w:r>
+        <w:t>na servisu</w:t>
+      </w:r>
+    </w:p>
+    <w:p/>
+    <w:p>
+      <w:pPr>
+        <w:pStyle w:val="ListParagraph"/>
+        <w:numPr>
+          <w:ilvl w:val="0"/>
+          <w:numId w:val="1"/>
+        </w:numPr>
+        <w:rPr>
+          <w:b/>
+        </w:rPr>
+      </w:pPr>
+      <w:r>
+        <w:rPr>
+          <w:b/>
+        </w:rPr>
+        <w:t>DOGAĐAJ</w:t>
+      </w:r>
+    </w:p>
+    <w:p>
+      <w:pPr>
+        <w:rPr>
+          <w:b/>
+        </w:rPr>
+      </w:pPr>
+    </w:p>
+    <w:p>
+      <w:r>
+        <w:t>Entitet Događaj predstavlja događaj ili projekt na kojem se koristi određena oprema.</w:t>
       </w:r>
       <w:r>
         <w:t xml:space="preserve"> </w:t>
       </w:r>
       <w:r>
-        <w:t>Omogućuje administraciju popisa opreme, evidenciju vlasnika opreme te praćenje kretanja opreme, odnosno informacije o tome kome je oprema iznajmljena i na koji vremenski period.</w:t>
-      </w:r>
-    </w:p>
-    <w:p>
-      <w:pPr>
-        <w:jc w:val="both"/>
-      </w:pPr>
-    </w:p>
-    <w:p>
-      <w:pPr>
-        <w:jc w:val="both"/>
-      </w:pPr>
-      <w:r>
-        <w:t>Identificirani entiteti.</w:t>
-      </w:r>
-    </w:p>
-    <w:p>
-      <w:pPr>
-        <w:pStyle w:val="ListParagraph"/>
-        <w:numPr>
-          <w:ilvl w:val="0"/>
-          <w:numId w:val="1"/>
-        </w:numPr>
-        <w:jc w:val="both"/>
-      </w:pPr>
-      <w:r>
-        <w:t>Tvrtka</w:t>
-      </w:r>
-    </w:p>
-    <w:p>
-      <w:pPr>
-        <w:pStyle w:val="ListParagraph"/>
-        <w:numPr>
-          <w:ilvl w:val="0"/>
-          <w:numId w:val="1"/>
-        </w:numPr>
-        <w:jc w:val="both"/>
-      </w:pPr>
-      <w:r>
-        <w:t>Uređaj</w:t>
-      </w:r>
-    </w:p>
-    <w:p>
-      <w:pPr>
-        <w:pStyle w:val="ListParagraph"/>
-        <w:numPr>
-          <w:ilvl w:val="0"/>
-          <w:numId w:val="1"/>
-        </w:numPr>
-        <w:jc w:val="both"/>
-      </w:pPr>
-      <w:r>
-        <w:t>Događaj</w:t>
-      </w:r>
-    </w:p>
-    <w:p>
-      <w:pPr>
-        <w:pStyle w:val="ListParagraph"/>
-        <w:numPr>
-          <w:ilvl w:val="0"/>
-          <w:numId w:val="1"/>
-        </w:numPr>
-        <w:jc w:val="both"/>
-      </w:pPr>
-      <w:r>
-        <w:t>Korisnici</w:t>
-      </w:r>
-    </w:p>
-    <w:p>
-      <w:pPr>
-        <w:jc w:val="both"/>
-      </w:pPr>
-    </w:p>
-    <w:p>
-      <w:pPr>
-        <w:jc w:val="both"/>
-      </w:pPr>
-      <w:r>
-        <w:t>Model odnosa entiteta:</w:t>
-      </w:r>
-    </w:p>
-    <w:p>
-      <w:pPr>
-        <w:pStyle w:val="ListParagraph"/>
-        <w:numPr>
-          <w:ilvl w:val="0"/>
-          <w:numId w:val="2"/>
-        </w:numPr>
-        <w:jc w:val="both"/>
-      </w:pPr>
-      <w:r>
-        <w:t>Jedna tvrtka ima više uređaja (1:n)</w:t>
-      </w:r>
-    </w:p>
-    <w:p>
-      <w:pPr>
-        <w:pStyle w:val="ListParagraph"/>
-        <w:numPr>
-          <w:ilvl w:val="0"/>
-          <w:numId w:val="2"/>
-        </w:numPr>
-        <w:jc w:val="both"/>
-      </w:pPr>
-      <w:r>
-        <w:t xml:space="preserve">Jedan uređaj pripada jednog </w:t>
+        <w:t>Ovaj entitet omogućuje praćenje na kojem događaju je određena oprema korištena.</w:t>
+      </w:r>
+    </w:p>
+    <w:p/>
+    <w:p>
+      <w:r>
+        <w:t>Atributi:</w:t>
+      </w:r>
+    </w:p>
+    <w:p>
+      <w:pPr>
+        <w:pStyle w:val="ListParagraph"/>
+        <w:numPr>
+          <w:ilvl w:val="0"/>
+          <w:numId w:val="7"/>
+        </w:numPr>
+      </w:pPr>
+      <w:r>
+        <w:t xml:space="preserve">Šifra </w:t>
+      </w:r>
+      <w:r>
+        <w:tab/>
+      </w:r>
+      <w:r>
+        <w:tab/>
+      </w:r>
+      <w:r>
+        <w:tab/>
+      </w:r>
+      <w:r>
+        <w:t>(</w:t>
       </w:r>
       <w:proofErr w:type="spellStart"/>
       <w:r>
-        <w:t>tvrtci</w:t>
+        <w:t>int</w:t>
       </w:r>
       <w:proofErr w:type="spellEnd"/>
       <w:r>
+        <w:t>)</w:t>
+      </w:r>
+    </w:p>
+    <w:p>
+      <w:pPr>
+        <w:pStyle w:val="ListParagraph"/>
+        <w:numPr>
+          <w:ilvl w:val="0"/>
+          <w:numId w:val="7"/>
+        </w:numPr>
+      </w:pPr>
+      <w:r>
+        <w:t xml:space="preserve">Datum događaja </w:t>
+      </w:r>
+      <w:r>
+        <w:tab/>
+      </w:r>
+      <w:r>
+        <w:t>(date)</w:t>
+      </w:r>
+    </w:p>
+    <w:p>
+      <w:pPr>
+        <w:pStyle w:val="ListParagraph"/>
+        <w:numPr>
+          <w:ilvl w:val="0"/>
+          <w:numId w:val="7"/>
+        </w:numPr>
+      </w:pPr>
+      <w:r>
+        <w:t xml:space="preserve">Trajanje događaja </w:t>
+      </w:r>
+      <w:r>
+        <w:tab/>
+      </w:r>
+      <w:r>
+        <w:t>(</w:t>
+      </w:r>
+      <w:proofErr w:type="spellStart"/>
+      <w:r>
+        <w:t>int</w:t>
+      </w:r>
+      <w:proofErr w:type="spellEnd"/>
+      <w:r>
+        <w:t>)</w:t>
+      </w:r>
+    </w:p>
+    <w:p>
+      <w:pPr>
+        <w:pStyle w:val="ListParagraph"/>
+        <w:numPr>
+          <w:ilvl w:val="0"/>
+          <w:numId w:val="7"/>
+        </w:numPr>
+      </w:pPr>
+      <w:r>
+        <w:t xml:space="preserve">Oprema </w:t>
+      </w:r>
+      <w:r>
+        <w:tab/>
+      </w:r>
+      <w:r>
+        <w:tab/>
+      </w:r>
+      <w:r>
+        <w:t>(</w:t>
+      </w:r>
+      <w:proofErr w:type="spellStart"/>
+      <w:r>
+        <w:t>array</w:t>
+      </w:r>
+      <w:proofErr w:type="spellEnd"/>
+      <w:r>
+        <w:t>)</w:t>
+      </w:r>
+    </w:p>
+    <w:p/>
+    <w:p/>
+    <w:p>
+      <w:pPr>
+        <w:rPr>
+          <w:b/>
+          <w:sz w:val="28"/>
+          <w:szCs w:val="28"/>
+        </w:rPr>
+      </w:pPr>
+      <w:r>
+        <w:rPr>
+          <w:b/>
+          <w:sz w:val="28"/>
+          <w:szCs w:val="28"/>
+        </w:rPr>
+        <w:t>Funkcionalnosti aplikacije</w:t>
+      </w:r>
+    </w:p>
+    <w:p>
+      <w:pPr>
+        <w:rPr>
+          <w:b/>
+          <w:sz w:val="28"/>
+          <w:szCs w:val="28"/>
+        </w:rPr>
+      </w:pPr>
+    </w:p>
+    <w:p>
+      <w:pPr>
+        <w:pStyle w:val="ListParagraph"/>
+        <w:numPr>
+          <w:ilvl w:val="0"/>
+          <w:numId w:val="9"/>
+        </w:numPr>
+        <w:spacing w:line="360" w:lineRule="auto"/>
+        <w:rPr>
+          <w:b/>
+        </w:rPr>
+      </w:pPr>
+      <w:r>
+        <w:rPr>
+          <w:b/>
+        </w:rPr>
+        <w:t xml:space="preserve">Stranica za prijavu (Login </w:t>
+      </w:r>
+      <w:proofErr w:type="spellStart"/>
+      <w:r>
+        <w:rPr>
+          <w:b/>
+        </w:rPr>
+        <w:t>page</w:t>
+      </w:r>
+      <w:proofErr w:type="spellEnd"/>
+      <w:r>
+        <w:rPr>
+          <w:b/>
+        </w:rPr>
+        <w:t>)</w:t>
+      </w:r>
+    </w:p>
+    <w:p>
+      <w:r>
+        <w:t>Sustav mogu koristiti samo registrirani korisnici. Registraciju novih korisnika obavlja administrator sustava.</w:t>
+      </w:r>
+    </w:p>
+    <w:p/>
+    <w:p>
+      <w:r>
+        <w:rPr>
+          <w:rFonts w:ascii="Times New Roman" w:eastAsia="Times New Roman" w:hAnsi="Times New Roman" w:cs="Times New Roman"/>
+          <w:noProof/>
+        </w:rPr>
+        <w:pict w14:anchorId="22459FBE">
+          <v:rect id="_x0000_i1028" alt="" style="width:453.3pt;height:.05pt;mso-width-percent:0;mso-height-percent:0;mso-width-percent:0;mso-height-percent:0" o:hralign="center" o:hrstd="t" o:hr="t" fillcolor="#a0a0a0" stroked="f"/>
+        </w:pict>
+      </w:r>
+    </w:p>
+    <w:p/>
+    <w:p>
+      <w:pPr>
+        <w:pStyle w:val="ListParagraph"/>
+        <w:numPr>
+          <w:ilvl w:val="0"/>
+          <w:numId w:val="9"/>
+        </w:numPr>
+        <w:spacing w:line="360" w:lineRule="auto"/>
+        <w:rPr>
+          <w:b/>
+        </w:rPr>
+      </w:pPr>
+      <w:r>
+        <w:rPr>
+          <w:b/>
+        </w:rPr>
+        <w:t>Početna stranica</w:t>
+      </w:r>
+    </w:p>
+    <w:p>
+      <w:r>
+        <w:t>Na početnoj stranici nalazi se pregled osnovnih informacija o stanju opreme.</w:t>
+      </w:r>
+    </w:p>
+    <w:p>
+      <w:r>
+        <w:t>Stranica može sadržavati tablični ili kartični prikaz, primjerice:</w:t>
+      </w:r>
+    </w:p>
+    <w:p>
+      <w:pPr>
+        <w:pStyle w:val="ListParagraph"/>
+        <w:numPr>
+          <w:ilvl w:val="0"/>
+          <w:numId w:val="7"/>
+        </w:numPr>
+      </w:pPr>
+      <w:r>
+        <w:t>uređaji koji su trenutno u najmu</w:t>
+      </w:r>
+    </w:p>
+    <w:p>
+      <w:pPr>
+        <w:pStyle w:val="ListParagraph"/>
+        <w:numPr>
+          <w:ilvl w:val="0"/>
+          <w:numId w:val="7"/>
+        </w:numPr>
+      </w:pPr>
+      <w:r>
+        <w:t>uređaji koji su označeni kao neispravni</w:t>
+      </w:r>
+    </w:p>
+    <w:p>
+      <w:pPr>
+        <w:pStyle w:val="ListParagraph"/>
+        <w:numPr>
+          <w:ilvl w:val="0"/>
+          <w:numId w:val="7"/>
+        </w:numPr>
+      </w:pPr>
+      <w:r>
+        <w:t>ukupan broj uređaja u sustavu</w:t>
+      </w:r>
+    </w:p>
+    <w:p/>
+    <w:p>
+      <w:r>
+        <w:rPr>
+          <w:noProof/>
+        </w:rPr>
+        <w:pict w14:anchorId="592507CB">
+          <v:rect id="_x0000_i1027" alt="" style="width:453.3pt;height:.05pt;mso-width-percent:0;mso-height-percent:0;mso-width-percent:0;mso-height-percent:0" o:hralign="center" o:hrstd="t" o:hr="t" fillcolor="#a0a0a0" stroked="f"/>
+        </w:pict>
+      </w:r>
+    </w:p>
+    <w:p/>
+    <w:p>
+      <w:pPr>
+        <w:pStyle w:val="ListParagraph"/>
+        <w:numPr>
+          <w:ilvl w:val="0"/>
+          <w:numId w:val="9"/>
+        </w:numPr>
+        <w:spacing w:line="360" w:lineRule="auto"/>
+        <w:ind w:left="714" w:hanging="357"/>
+        <w:rPr>
+          <w:b/>
+        </w:rPr>
+      </w:pPr>
+      <w:r>
+        <w:rPr>
+          <w:b/>
+        </w:rPr>
+        <w:t>Stranica Uređaji</w:t>
+      </w:r>
+    </w:p>
+    <w:p>
+      <w:r>
+        <w:t>Stranica Uređaji sadrži tablični prikaz svih uređaja u sustavu.</w:t>
+      </w:r>
+      <w:r>
         <w:t xml:space="preserve"> </w:t>
       </w:r>
-    </w:p>
-    <w:p>
-      <w:pPr>
-        <w:pStyle w:val="ListParagraph"/>
-        <w:numPr>
-          <w:ilvl w:val="0"/>
-          <w:numId w:val="2"/>
-        </w:numPr>
-        <w:jc w:val="both"/>
-      </w:pPr>
-      <w:r>
-        <w:t>Jedan uređaj može biti uključen u više događaja</w:t>
-      </w:r>
-    </w:p>
-    <w:p>
-      <w:pPr>
-        <w:pStyle w:val="ListParagraph"/>
-        <w:numPr>
-          <w:ilvl w:val="0"/>
-          <w:numId w:val="2"/>
-        </w:numPr>
-        <w:jc w:val="both"/>
-      </w:pPr>
-      <w:r>
-        <w:t>Jedan događaj može imati više uređaja</w:t>
-      </w:r>
-    </w:p>
-    <w:p>
-      <w:pPr>
-        <w:jc w:val="both"/>
-      </w:pPr>
-      <w:bookmarkStart w:id="0" w:name="_GoBack"/>
-      <w:bookmarkEnd w:id="0"/>
-    </w:p>
-    <w:p>
-      <w:pPr>
-        <w:jc w:val="both"/>
-      </w:pPr>
-      <w:r>
-        <w:t>Atributi entiteta:</w:t>
-      </w:r>
-    </w:p>
-    <w:p>
-      <w:pPr>
-        <w:jc w:val="both"/>
-      </w:pPr>
-    </w:p>
-    <w:p>
-      <w:pPr>
-        <w:pStyle w:val="ListParagraph"/>
-        <w:numPr>
-          <w:ilvl w:val="0"/>
-          <w:numId w:val="3"/>
-        </w:numPr>
-        <w:jc w:val="both"/>
-      </w:pPr>
-      <w:r>
-        <w:t>Tvrtka</w:t>
-      </w:r>
-    </w:p>
-    <w:p>
-      <w:pPr>
-        <w:pStyle w:val="ListParagraph"/>
-        <w:numPr>
-          <w:ilvl w:val="1"/>
-          <w:numId w:val="3"/>
-        </w:numPr>
-        <w:jc w:val="both"/>
-      </w:pPr>
-      <w:proofErr w:type="spellStart"/>
-      <w:r>
-        <w:t>Sifra</w:t>
-      </w:r>
-      <w:proofErr w:type="spellEnd"/>
+      <w:r>
+        <w:t>Na ovoj stranici omogućene su sljedeće funkcionalnosti:</w:t>
+      </w:r>
+    </w:p>
+    <w:p>
+      <w:pPr>
+        <w:pStyle w:val="ListParagraph"/>
+        <w:numPr>
+          <w:ilvl w:val="0"/>
+          <w:numId w:val="7"/>
+        </w:numPr>
+      </w:pPr>
+      <w:r>
+        <w:t>dodavanje novog uređaja</w:t>
+      </w:r>
+    </w:p>
+    <w:p>
+      <w:pPr>
+        <w:pStyle w:val="ListParagraph"/>
+        <w:numPr>
+          <w:ilvl w:val="0"/>
+          <w:numId w:val="7"/>
+        </w:numPr>
+      </w:pPr>
+      <w:r>
+        <w:t>izmjena postojećeg uređaja</w:t>
+      </w:r>
+    </w:p>
+    <w:p>
+      <w:pPr>
+        <w:pStyle w:val="ListParagraph"/>
+        <w:numPr>
+          <w:ilvl w:val="0"/>
+          <w:numId w:val="7"/>
+        </w:numPr>
+      </w:pPr>
+      <w:r>
+        <w:t>brisanje uređaja</w:t>
+      </w:r>
+    </w:p>
+    <w:p/>
+    <w:p>
+      <w:r>
+        <w:rPr>
+          <w:noProof/>
+        </w:rPr>
+        <w:pict w14:anchorId="592507CB">
+          <v:rect id="_x0000_i1026" alt="" style="width:453.3pt;height:.05pt;mso-width-percent:0;mso-height-percent:0;mso-width-percent:0;mso-height-percent:0" o:hralign="center" o:hrstd="t" o:hr="t" fillcolor="#a0a0a0" stroked="f"/>
+        </w:pict>
+      </w:r>
+    </w:p>
+    <w:p/>
+    <w:p>
+      <w:pPr>
+        <w:pStyle w:val="ListParagraph"/>
+        <w:numPr>
+          <w:ilvl w:val="0"/>
+          <w:numId w:val="9"/>
+        </w:numPr>
+        <w:spacing w:line="360" w:lineRule="auto"/>
+        <w:ind w:left="714" w:hanging="357"/>
+        <w:rPr>
+          <w:b/>
+        </w:rPr>
+      </w:pPr>
+      <w:r>
+        <w:rPr>
+          <w:b/>
+        </w:rPr>
+        <w:t>Stranica Događaji</w:t>
+      </w:r>
+    </w:p>
+    <w:p>
+      <w:r>
+        <w:t>Stranica Događaji sadrži tablični prikaz svih događaja i opreme koja se koristi na tim događajima.</w:t>
+      </w:r>
       <w:r>
         <w:t xml:space="preserve"> </w:t>
       </w:r>
       <w:r>
-        <w:tab/>
-      </w:r>
-      <w:r>
-        <w:tab/>
-        <w:t>(</w:t>
-      </w:r>
-      <w:proofErr w:type="spellStart"/>
-      <w:r>
-        <w:t>int</w:t>
-      </w:r>
-      <w:proofErr w:type="spellEnd"/>
-      <w:r>
-        <w:t>)</w:t>
-      </w:r>
-    </w:p>
-    <w:p>
-      <w:pPr>
-        <w:pStyle w:val="ListParagraph"/>
-        <w:numPr>
-          <w:ilvl w:val="1"/>
-          <w:numId w:val="3"/>
-        </w:numPr>
-        <w:jc w:val="both"/>
-      </w:pPr>
-      <w:r>
-        <w:t>Naziv</w:t>
-      </w:r>
-      <w:r>
-        <w:tab/>
-      </w:r>
-      <w:r>
-        <w:tab/>
-        <w:t>(</w:t>
-      </w:r>
-      <w:proofErr w:type="spellStart"/>
-      <w:r>
-        <w:t>string</w:t>
-      </w:r>
-      <w:proofErr w:type="spellEnd"/>
-      <w:r>
-        <w:t>)</w:t>
-      </w:r>
-    </w:p>
-    <w:p>
-      <w:pPr>
-        <w:pStyle w:val="ListParagraph"/>
-        <w:numPr>
-          <w:ilvl w:val="1"/>
-          <w:numId w:val="3"/>
-        </w:numPr>
-        <w:jc w:val="both"/>
-      </w:pPr>
-      <w:r>
-        <w:t>OIB</w:t>
-      </w:r>
-      <w:r>
-        <w:tab/>
-      </w:r>
-      <w:r>
-        <w:tab/>
-      </w:r>
-      <w:r>
-        <w:tab/>
-        <w:t>(</w:t>
-      </w:r>
-      <w:proofErr w:type="spellStart"/>
-      <w:r>
-        <w:t>int</w:t>
-      </w:r>
-      <w:proofErr w:type="spellEnd"/>
-      <w:r>
-        <w:t>)</w:t>
-      </w:r>
-    </w:p>
-    <w:p>
-      <w:pPr>
-        <w:pStyle w:val="ListParagraph"/>
-        <w:numPr>
-          <w:ilvl w:val="0"/>
-          <w:numId w:val="3"/>
-        </w:numPr>
-        <w:jc w:val="both"/>
-      </w:pPr>
-      <w:r>
-        <w:t>Uređaj</w:t>
-      </w:r>
-    </w:p>
-    <w:p>
-      <w:pPr>
-        <w:pStyle w:val="ListParagraph"/>
-        <w:numPr>
-          <w:ilvl w:val="1"/>
-          <w:numId w:val="3"/>
-        </w:numPr>
-        <w:jc w:val="both"/>
-      </w:pPr>
-      <w:proofErr w:type="spellStart"/>
-      <w:r>
-        <w:t>Sifra</w:t>
-      </w:r>
-      <w:proofErr w:type="spellEnd"/>
-      <w:r>
-        <w:t xml:space="preserve"> </w:t>
-      </w:r>
-      <w:r>
-        <w:tab/>
-      </w:r>
-      <w:r>
-        <w:tab/>
-        <w:t>(</w:t>
-      </w:r>
-      <w:proofErr w:type="spellStart"/>
-      <w:r>
-        <w:t>int</w:t>
-      </w:r>
-      <w:proofErr w:type="spellEnd"/>
-      <w:r>
-        <w:t>)</w:t>
-      </w:r>
-    </w:p>
-    <w:p>
-      <w:pPr>
-        <w:pStyle w:val="ListParagraph"/>
-        <w:numPr>
-          <w:ilvl w:val="1"/>
-          <w:numId w:val="3"/>
-        </w:numPr>
-        <w:jc w:val="both"/>
-      </w:pPr>
-      <w:r>
-        <w:t>Vrsta uređaja</w:t>
-      </w:r>
-      <w:r>
-        <w:tab/>
-        <w:t>(</w:t>
-      </w:r>
-      <w:proofErr w:type="spellStart"/>
-      <w:r>
-        <w:t>string</w:t>
-      </w:r>
-      <w:proofErr w:type="spellEnd"/>
-      <w:r>
-        <w:t>)</w:t>
-      </w:r>
-    </w:p>
-    <w:p>
-      <w:pPr>
-        <w:pStyle w:val="ListParagraph"/>
-        <w:numPr>
-          <w:ilvl w:val="1"/>
-          <w:numId w:val="3"/>
-        </w:numPr>
-        <w:jc w:val="both"/>
-      </w:pPr>
-      <w:r>
-        <w:t>Model uređaja</w:t>
-      </w:r>
-      <w:r>
-        <w:tab/>
-        <w:t>(</w:t>
-      </w:r>
-      <w:proofErr w:type="spellStart"/>
-      <w:r>
-        <w:t>string</w:t>
-      </w:r>
-      <w:proofErr w:type="spellEnd"/>
-      <w:r>
-        <w:t>)</w:t>
-      </w:r>
-    </w:p>
-    <w:p>
-      <w:pPr>
-        <w:pStyle w:val="ListParagraph"/>
-        <w:numPr>
-          <w:ilvl w:val="1"/>
-          <w:numId w:val="3"/>
-        </w:numPr>
-        <w:jc w:val="both"/>
-      </w:pPr>
-      <w:r>
-        <w:t>Serijski broj</w:t>
-      </w:r>
-      <w:r>
-        <w:tab/>
-        <w:t>(</w:t>
-      </w:r>
-      <w:proofErr w:type="spellStart"/>
-      <w:r>
-        <w:t>string</w:t>
-      </w:r>
-      <w:proofErr w:type="spellEnd"/>
-      <w:r>
-        <w:t>)</w:t>
-      </w:r>
-    </w:p>
-    <w:p>
-      <w:pPr>
-        <w:pStyle w:val="ListParagraph"/>
-        <w:numPr>
-          <w:ilvl w:val="1"/>
-          <w:numId w:val="3"/>
-        </w:numPr>
-        <w:jc w:val="both"/>
-      </w:pPr>
-      <w:r>
-        <w:t>Datum kupnje</w:t>
-      </w:r>
-      <w:r>
-        <w:tab/>
-        <w:t>(date)</w:t>
-      </w:r>
-    </w:p>
-    <w:p>
-      <w:pPr>
-        <w:pStyle w:val="ListParagraph"/>
-        <w:numPr>
-          <w:ilvl w:val="1"/>
-          <w:numId w:val="3"/>
-        </w:numPr>
-        <w:jc w:val="both"/>
-      </w:pPr>
-      <w:r>
-        <w:t>Status</w:t>
-      </w:r>
-      <w:r>
-        <w:tab/>
-      </w:r>
-      <w:r>
-        <w:tab/>
-        <w:t>(</w:t>
-      </w:r>
-      <w:proofErr w:type="spellStart"/>
-      <w:r>
-        <w:t>string</w:t>
-      </w:r>
-      <w:proofErr w:type="spellEnd"/>
-      <w:r>
-        <w:t>)</w:t>
-      </w:r>
-    </w:p>
-    <w:p>
-      <w:pPr>
-        <w:pStyle w:val="ListParagraph"/>
-        <w:numPr>
-          <w:ilvl w:val="0"/>
-          <w:numId w:val="3"/>
-        </w:numPr>
-        <w:jc w:val="both"/>
-      </w:pPr>
-      <w:r>
-        <w:t>Događaj</w:t>
-      </w:r>
-    </w:p>
-    <w:p>
-      <w:pPr>
-        <w:pStyle w:val="ListParagraph"/>
-        <w:numPr>
-          <w:ilvl w:val="1"/>
-          <w:numId w:val="3"/>
-        </w:numPr>
-        <w:jc w:val="both"/>
-      </w:pPr>
-      <w:proofErr w:type="spellStart"/>
-      <w:r>
-        <w:t>Sifra</w:t>
-      </w:r>
-      <w:proofErr w:type="spellEnd"/>
-      <w:r>
-        <w:tab/>
-      </w:r>
-      <w:r>
-        <w:tab/>
-        <w:t>(</w:t>
-      </w:r>
-      <w:proofErr w:type="spellStart"/>
-      <w:r>
-        <w:t>int</w:t>
-      </w:r>
-      <w:proofErr w:type="spellEnd"/>
-      <w:r>
-        <w:t>)</w:t>
-      </w:r>
-    </w:p>
-    <w:p>
-      <w:pPr>
-        <w:pStyle w:val="ListParagraph"/>
-        <w:numPr>
-          <w:ilvl w:val="1"/>
-          <w:numId w:val="3"/>
-        </w:numPr>
-        <w:jc w:val="both"/>
-      </w:pPr>
-    </w:p>
+        <w:t>Na ovoj stranici omogućeno je:</w:t>
+      </w:r>
+    </w:p>
+    <w:p>
+      <w:pPr>
+        <w:pStyle w:val="ListParagraph"/>
+        <w:numPr>
+          <w:ilvl w:val="0"/>
+          <w:numId w:val="7"/>
+        </w:numPr>
+      </w:pPr>
+      <w:r>
+        <w:t>dodavanje novog događaja</w:t>
+      </w:r>
+    </w:p>
+    <w:p>
+      <w:pPr>
+        <w:pStyle w:val="ListParagraph"/>
+        <w:numPr>
+          <w:ilvl w:val="0"/>
+          <w:numId w:val="7"/>
+        </w:numPr>
+      </w:pPr>
+      <w:r>
+        <w:lastRenderedPageBreak/>
+        <w:t>izmjena postojećeg događaja</w:t>
+      </w:r>
+    </w:p>
+    <w:p>
+      <w:pPr>
+        <w:pStyle w:val="ListParagraph"/>
+        <w:numPr>
+          <w:ilvl w:val="0"/>
+          <w:numId w:val="7"/>
+        </w:numPr>
+      </w:pPr>
+      <w:r>
+        <w:t>brisanje događaja</w:t>
+      </w:r>
+    </w:p>
+    <w:p/>
+    <w:p>
+      <w:r>
+        <w:rPr>
+          <w:noProof/>
+        </w:rPr>
+        <w:pict w14:anchorId="592507CB">
+          <v:rect id="_x0000_i1025" alt="" style="width:453.3pt;height:.05pt;mso-width-percent:0;mso-height-percent:0;mso-width-percent:0;mso-height-percent:0" o:hralign="center" o:hrstd="t" o:hr="t" fillcolor="#a0a0a0" stroked="f"/>
+        </w:pict>
+      </w:r>
+    </w:p>
+    <w:p/>
+    <w:p>
+      <w:pPr>
+        <w:pStyle w:val="ListParagraph"/>
+        <w:numPr>
+          <w:ilvl w:val="0"/>
+          <w:numId w:val="9"/>
+        </w:numPr>
+        <w:spacing w:line="360" w:lineRule="auto"/>
+        <w:ind w:left="714" w:hanging="357"/>
+        <w:rPr>
+          <w:b/>
+        </w:rPr>
+      </w:pPr>
+      <w:r>
+        <w:rPr>
+          <w:b/>
+        </w:rPr>
+        <w:t>Stranica Korisnici</w:t>
+      </w:r>
+    </w:p>
+    <w:p>
+      <w:r>
+        <w:t>Stranica Korisnici dostupna je samo korisnicima s administratorskim ovlastima.</w:t>
+      </w:r>
+    </w:p>
+    <w:p>
+      <w:r>
+        <w:t>Stranica omogućuje:</w:t>
+      </w:r>
+    </w:p>
+    <w:p>
+      <w:pPr>
+        <w:pStyle w:val="ListParagraph"/>
+        <w:numPr>
+          <w:ilvl w:val="0"/>
+          <w:numId w:val="7"/>
+        </w:numPr>
+      </w:pPr>
+      <w:r>
+        <w:t>prikaz svih korisnika sustava</w:t>
+      </w:r>
+    </w:p>
+    <w:p>
+      <w:pPr>
+        <w:pStyle w:val="ListParagraph"/>
+        <w:numPr>
+          <w:ilvl w:val="0"/>
+          <w:numId w:val="7"/>
+        </w:numPr>
+      </w:pPr>
+      <w:r>
+        <w:t>dodavanje novih korisnika</w:t>
+      </w:r>
+    </w:p>
+    <w:p>
+      <w:pPr>
+        <w:pStyle w:val="ListParagraph"/>
+        <w:numPr>
+          <w:ilvl w:val="0"/>
+          <w:numId w:val="7"/>
+        </w:numPr>
+      </w:pPr>
+      <w:r>
+        <w:t>izmjenu postojećih korisnika</w:t>
+      </w:r>
+    </w:p>
+    <w:p>
+      <w:pPr>
+        <w:pStyle w:val="ListParagraph"/>
+        <w:numPr>
+          <w:ilvl w:val="0"/>
+          <w:numId w:val="7"/>
+        </w:numPr>
+      </w:pPr>
+      <w:r>
+        <w:t>brisanje korisnika</w:t>
+      </w:r>
+    </w:p>
+    <w:p/>
+    <w:p/>
     <w:sectPr>
       <w:pgSz w:w="11900" w:h="16840"/>
       <w:pgMar w:top="1417" w:right="1417" w:bottom="1417" w:left="1417" w:header="708" w:footer="708" w:gutter="0"/>
@@ -656,6 +1358,208 @@
     </w:lvl>
   </w:abstractNum>
   <w:abstractNum w:abstractNumId="1" w15:restartNumberingAfterBreak="0">
+    <w:nsid w:val="1E3341EA"/>
+    <w:multiLevelType w:val="hybridMultilevel"/>
+    <w:tmpl w:val="C682FDEC"/>
+    <w:lvl w:ilvl="0" w:tplc="0409000F">
+      <w:start w:val="1"/>
+      <w:numFmt w:val="decimal"/>
+      <w:lvlText w:val="%1."/>
+      <w:lvlJc w:val="left"/>
+      <w:pPr>
+        <w:ind w:left="720" w:hanging="360"/>
+      </w:pPr>
+      <w:rPr>
+        <w:rFonts w:hint="default"/>
+      </w:rPr>
+    </w:lvl>
+    <w:lvl w:ilvl="1" w:tplc="04090019" w:tentative="1">
+      <w:start w:val="1"/>
+      <w:numFmt w:val="lowerLetter"/>
+      <w:lvlText w:val="%2."/>
+      <w:lvlJc w:val="left"/>
+      <w:pPr>
+        <w:ind w:left="1440" w:hanging="360"/>
+      </w:pPr>
+    </w:lvl>
+    <w:lvl w:ilvl="2" w:tplc="0409001B" w:tentative="1">
+      <w:start w:val="1"/>
+      <w:numFmt w:val="lowerRoman"/>
+      <w:lvlText w:val="%3."/>
+      <w:lvlJc w:val="right"/>
+      <w:pPr>
+        <w:ind w:left="2160" w:hanging="180"/>
+      </w:pPr>
+    </w:lvl>
+    <w:lvl w:ilvl="3" w:tplc="0409000F" w:tentative="1">
+      <w:start w:val="1"/>
+      <w:numFmt w:val="decimal"/>
+      <w:lvlText w:val="%4."/>
+      <w:lvlJc w:val="left"/>
+      <w:pPr>
+        <w:ind w:left="2880" w:hanging="360"/>
+      </w:pPr>
+    </w:lvl>
+    <w:lvl w:ilvl="4" w:tplc="04090019" w:tentative="1">
+      <w:start w:val="1"/>
+      <w:numFmt w:val="lowerLetter"/>
+      <w:lvlText w:val="%5."/>
+      <w:lvlJc w:val="left"/>
+      <w:pPr>
+        <w:ind w:left="3600" w:hanging="360"/>
+      </w:pPr>
+    </w:lvl>
+    <w:lvl w:ilvl="5" w:tplc="0409001B" w:tentative="1">
+      <w:start w:val="1"/>
+      <w:numFmt w:val="lowerRoman"/>
+      <w:lvlText w:val="%6."/>
+      <w:lvlJc w:val="right"/>
+      <w:pPr>
+        <w:ind w:left="4320" w:hanging="180"/>
+      </w:pPr>
+    </w:lvl>
+    <w:lvl w:ilvl="6" w:tplc="0409000F" w:tentative="1">
+      <w:start w:val="1"/>
+      <w:numFmt w:val="decimal"/>
+      <w:lvlText w:val="%7."/>
+      <w:lvlJc w:val="left"/>
+      <w:pPr>
+        <w:ind w:left="5040" w:hanging="360"/>
+      </w:pPr>
+    </w:lvl>
+    <w:lvl w:ilvl="7" w:tplc="04090019" w:tentative="1">
+      <w:start w:val="1"/>
+      <w:numFmt w:val="lowerLetter"/>
+      <w:lvlText w:val="%8."/>
+      <w:lvlJc w:val="left"/>
+      <w:pPr>
+        <w:ind w:left="5760" w:hanging="360"/>
+      </w:pPr>
+    </w:lvl>
+    <w:lvl w:ilvl="8" w:tplc="0409001B" w:tentative="1">
+      <w:start w:val="1"/>
+      <w:numFmt w:val="lowerRoman"/>
+      <w:lvlText w:val="%9."/>
+      <w:lvlJc w:val="right"/>
+      <w:pPr>
+        <w:ind w:left="6480" w:hanging="180"/>
+      </w:pPr>
+    </w:lvl>
+  </w:abstractNum>
+  <w:abstractNum w:abstractNumId="2" w15:restartNumberingAfterBreak="0">
+    <w:nsid w:val="20005321"/>
+    <w:multiLevelType w:val="hybridMultilevel"/>
+    <w:tmpl w:val="4AD07E50"/>
+    <w:lvl w:ilvl="0" w:tplc="6174237A">
+      <w:start w:val="5"/>
+      <w:numFmt w:val="bullet"/>
+      <w:lvlText w:val="-"/>
+      <w:lvlJc w:val="left"/>
+      <w:pPr>
+        <w:ind w:left="720" w:hanging="360"/>
+      </w:pPr>
+      <w:rPr>
+        <w:rFonts w:ascii="Calibri" w:eastAsiaTheme="minorHAnsi" w:hAnsi="Calibri" w:cs="Calibri" w:hint="default"/>
+      </w:rPr>
+    </w:lvl>
+    <w:lvl w:ilvl="1" w:tplc="04090003" w:tentative="1">
+      <w:start w:val="1"/>
+      <w:numFmt w:val="bullet"/>
+      <w:lvlText w:val="o"/>
+      <w:lvlJc w:val="left"/>
+      <w:pPr>
+        <w:ind w:left="1440" w:hanging="360"/>
+      </w:pPr>
+      <w:rPr>
+        <w:rFonts w:ascii="Courier New" w:hAnsi="Courier New" w:cs="Courier New" w:hint="default"/>
+      </w:rPr>
+    </w:lvl>
+    <w:lvl w:ilvl="2" w:tplc="04090005" w:tentative="1">
+      <w:start w:val="1"/>
+      <w:numFmt w:val="bullet"/>
+      <w:lvlText w:val=""/>
+      <w:lvlJc w:val="left"/>
+      <w:pPr>
+        <w:ind w:left="2160" w:hanging="360"/>
+      </w:pPr>
+      <w:rPr>
+        <w:rFonts w:ascii="Wingdings" w:hAnsi="Wingdings" w:hint="default"/>
+      </w:rPr>
+    </w:lvl>
+    <w:lvl w:ilvl="3" w:tplc="04090001" w:tentative="1">
+      <w:start w:val="1"/>
+      <w:numFmt w:val="bullet"/>
+      <w:lvlText w:val=""/>
+      <w:lvlJc w:val="left"/>
+      <w:pPr>
+        <w:ind w:left="2880" w:hanging="360"/>
+      </w:pPr>
+      <w:rPr>
+        <w:rFonts w:ascii="Symbol" w:hAnsi="Symbol" w:hint="default"/>
+      </w:rPr>
+    </w:lvl>
+    <w:lvl w:ilvl="4" w:tplc="04090003" w:tentative="1">
+      <w:start w:val="1"/>
+      <w:numFmt w:val="bullet"/>
+      <w:lvlText w:val="o"/>
+      <w:lvlJc w:val="left"/>
+      <w:pPr>
+        <w:ind w:left="3600" w:hanging="360"/>
+      </w:pPr>
+      <w:rPr>
+        <w:rFonts w:ascii="Courier New" w:hAnsi="Courier New" w:cs="Courier New" w:hint="default"/>
+      </w:rPr>
+    </w:lvl>
+    <w:lvl w:ilvl="5" w:tplc="04090005" w:tentative="1">
+      <w:start w:val="1"/>
+      <w:numFmt w:val="bullet"/>
+      <w:lvlText w:val=""/>
+      <w:lvlJc w:val="left"/>
+      <w:pPr>
+        <w:ind w:left="4320" w:hanging="360"/>
+      </w:pPr>
+      <w:rPr>
+        <w:rFonts w:ascii="Wingdings" w:hAnsi="Wingdings" w:hint="default"/>
+      </w:rPr>
+    </w:lvl>
+    <w:lvl w:ilvl="6" w:tplc="04090001" w:tentative="1">
+      <w:start w:val="1"/>
+      <w:numFmt w:val="bullet"/>
+      <w:lvlText w:val=""/>
+      <w:lvlJc w:val="left"/>
+      <w:pPr>
+        <w:ind w:left="5040" w:hanging="360"/>
+      </w:pPr>
+      <w:rPr>
+        <w:rFonts w:ascii="Symbol" w:hAnsi="Symbol" w:hint="default"/>
+      </w:rPr>
+    </w:lvl>
+    <w:lvl w:ilvl="7" w:tplc="04090003" w:tentative="1">
+      <w:start w:val="1"/>
+      <w:numFmt w:val="bullet"/>
+      <w:lvlText w:val="o"/>
+      <w:lvlJc w:val="left"/>
+      <w:pPr>
+        <w:ind w:left="5760" w:hanging="360"/>
+      </w:pPr>
+      <w:rPr>
+        <w:rFonts w:ascii="Courier New" w:hAnsi="Courier New" w:cs="Courier New" w:hint="default"/>
+      </w:rPr>
+    </w:lvl>
+    <w:lvl w:ilvl="8" w:tplc="04090005" w:tentative="1">
+      <w:start w:val="1"/>
+      <w:numFmt w:val="bullet"/>
+      <w:lvlText w:val=""/>
+      <w:lvlJc w:val="left"/>
+      <w:pPr>
+        <w:ind w:left="6480" w:hanging="360"/>
+      </w:pPr>
+      <w:rPr>
+        <w:rFonts w:ascii="Wingdings" w:hAnsi="Wingdings" w:hint="default"/>
+      </w:rPr>
+    </w:lvl>
+  </w:abstractNum>
+  <w:abstractNum w:abstractNumId="3" w15:restartNumberingAfterBreak="0">
     <w:nsid w:val="346A175C"/>
     <w:multiLevelType w:val="hybridMultilevel"/>
     <w:tmpl w:val="973A1E94"/>
@@ -768,17 +1672,17 @@
       </w:rPr>
     </w:lvl>
   </w:abstractNum>
-  <w:abstractNum w:abstractNumId="2" w15:restartNumberingAfterBreak="0">
-    <w:nsid w:val="68BD7830"/>
+  <w:abstractNum w:abstractNumId="4" w15:restartNumberingAfterBreak="0">
+    <w:nsid w:val="35A12D6F"/>
     <w:multiLevelType w:val="hybridMultilevel"/>
-    <w:tmpl w:val="8CECAC04"/>
-    <w:lvl w:ilvl="0" w:tplc="7C7AD94A">
+    <w:tmpl w:val="BA9A20E4"/>
+    <w:lvl w:ilvl="0" w:tplc="0409000F">
       <w:start w:val="1"/>
       <w:numFmt w:val="decimal"/>
       <w:lvlText w:val="%1."/>
       <w:lvlJc w:val="left"/>
       <w:pPr>
-        <w:ind w:left="1080" w:hanging="360"/>
+        <w:ind w:left="720" w:hanging="360"/>
       </w:pPr>
       <w:rPr>
         <w:rFonts w:hint="default"/>
@@ -790,7 +1694,7 @@
       <w:lvlText w:val="%2."/>
       <w:lvlJc w:val="left"/>
       <w:pPr>
-        <w:ind w:left="1800" w:hanging="360"/>
+        <w:ind w:left="1440" w:hanging="360"/>
       </w:pPr>
     </w:lvl>
     <w:lvl w:ilvl="2" w:tplc="0409001B" w:tentative="1">
@@ -799,7 +1703,7 @@
       <w:lvlText w:val="%3."/>
       <w:lvlJc w:val="right"/>
       <w:pPr>
-        <w:ind w:left="2520" w:hanging="180"/>
+        <w:ind w:left="2160" w:hanging="180"/>
       </w:pPr>
     </w:lvl>
     <w:lvl w:ilvl="3" w:tplc="0409000F" w:tentative="1">
@@ -808,7 +1712,7 @@
       <w:lvlText w:val="%4."/>
       <w:lvlJc w:val="left"/>
       <w:pPr>
-        <w:ind w:left="3240" w:hanging="360"/>
+        <w:ind w:left="2880" w:hanging="360"/>
       </w:pPr>
     </w:lvl>
     <w:lvl w:ilvl="4" w:tplc="04090019" w:tentative="1">
@@ -817,7 +1721,7 @@
       <w:lvlText w:val="%5."/>
       <w:lvlJc w:val="left"/>
       <w:pPr>
-        <w:ind w:left="3960" w:hanging="360"/>
+        <w:ind w:left="3600" w:hanging="360"/>
       </w:pPr>
     </w:lvl>
     <w:lvl w:ilvl="5" w:tplc="0409001B" w:tentative="1">
@@ -826,7 +1730,7 @@
       <w:lvlText w:val="%6."/>
       <w:lvlJc w:val="right"/>
       <w:pPr>
-        <w:ind w:left="4680" w:hanging="180"/>
+        <w:ind w:left="4320" w:hanging="180"/>
       </w:pPr>
     </w:lvl>
     <w:lvl w:ilvl="6" w:tplc="0409000F" w:tentative="1">
@@ -835,7 +1739,7 @@
       <w:lvlText w:val="%7."/>
       <w:lvlJc w:val="left"/>
       <w:pPr>
-        <w:ind w:left="5400" w:hanging="360"/>
+        <w:ind w:left="5040" w:hanging="360"/>
       </w:pPr>
     </w:lvl>
     <w:lvl w:ilvl="7" w:tplc="04090019" w:tentative="1">
@@ -844,7 +1748,7 @@
       <w:lvlText w:val="%8."/>
       <w:lvlJc w:val="left"/>
       <w:pPr>
-        <w:ind w:left="6120" w:hanging="360"/>
+        <w:ind w:left="5760" w:hanging="360"/>
       </w:pPr>
     </w:lvl>
     <w:lvl w:ilvl="8" w:tplc="0409001B" w:tentative="1">
@@ -853,18 +1757,395 @@
       <w:lvlText w:val="%9."/>
       <w:lvlJc w:val="right"/>
       <w:pPr>
+        <w:ind w:left="6480" w:hanging="180"/>
+      </w:pPr>
+    </w:lvl>
+  </w:abstractNum>
+  <w:abstractNum w:abstractNumId="5" w15:restartNumberingAfterBreak="0">
+    <w:nsid w:val="509228BA"/>
+    <w:multiLevelType w:val="hybridMultilevel"/>
+    <w:tmpl w:val="6A70D356"/>
+    <w:lvl w:ilvl="0" w:tplc="0409000F">
+      <w:start w:val="1"/>
+      <w:numFmt w:val="decimal"/>
+      <w:lvlText w:val="%1."/>
+      <w:lvlJc w:val="left"/>
+      <w:pPr>
+        <w:ind w:left="720" w:hanging="360"/>
+      </w:pPr>
+      <w:rPr>
+        <w:rFonts w:hint="default"/>
+      </w:rPr>
+    </w:lvl>
+    <w:lvl w:ilvl="1" w:tplc="04090019" w:tentative="1">
+      <w:start w:val="1"/>
+      <w:numFmt w:val="lowerLetter"/>
+      <w:lvlText w:val="%2."/>
+      <w:lvlJc w:val="left"/>
+      <w:pPr>
+        <w:ind w:left="1440" w:hanging="360"/>
+      </w:pPr>
+    </w:lvl>
+    <w:lvl w:ilvl="2" w:tplc="0409001B" w:tentative="1">
+      <w:start w:val="1"/>
+      <w:numFmt w:val="lowerRoman"/>
+      <w:lvlText w:val="%3."/>
+      <w:lvlJc w:val="right"/>
+      <w:pPr>
+        <w:ind w:left="2160" w:hanging="180"/>
+      </w:pPr>
+    </w:lvl>
+    <w:lvl w:ilvl="3" w:tplc="0409000F" w:tentative="1">
+      <w:start w:val="1"/>
+      <w:numFmt w:val="decimal"/>
+      <w:lvlText w:val="%4."/>
+      <w:lvlJc w:val="left"/>
+      <w:pPr>
+        <w:ind w:left="2880" w:hanging="360"/>
+      </w:pPr>
+    </w:lvl>
+    <w:lvl w:ilvl="4" w:tplc="04090019" w:tentative="1">
+      <w:start w:val="1"/>
+      <w:numFmt w:val="lowerLetter"/>
+      <w:lvlText w:val="%5."/>
+      <w:lvlJc w:val="left"/>
+      <w:pPr>
+        <w:ind w:left="3600" w:hanging="360"/>
+      </w:pPr>
+    </w:lvl>
+    <w:lvl w:ilvl="5" w:tplc="0409001B" w:tentative="1">
+      <w:start w:val="1"/>
+      <w:numFmt w:val="lowerRoman"/>
+      <w:lvlText w:val="%6."/>
+      <w:lvlJc w:val="right"/>
+      <w:pPr>
+        <w:ind w:left="4320" w:hanging="180"/>
+      </w:pPr>
+    </w:lvl>
+    <w:lvl w:ilvl="6" w:tplc="0409000F" w:tentative="1">
+      <w:start w:val="1"/>
+      <w:numFmt w:val="decimal"/>
+      <w:lvlText w:val="%7."/>
+      <w:lvlJc w:val="left"/>
+      <w:pPr>
+        <w:ind w:left="5040" w:hanging="360"/>
+      </w:pPr>
+    </w:lvl>
+    <w:lvl w:ilvl="7" w:tplc="04090019" w:tentative="1">
+      <w:start w:val="1"/>
+      <w:numFmt w:val="lowerLetter"/>
+      <w:lvlText w:val="%8."/>
+      <w:lvlJc w:val="left"/>
+      <w:pPr>
+        <w:ind w:left="5760" w:hanging="360"/>
+      </w:pPr>
+    </w:lvl>
+    <w:lvl w:ilvl="8" w:tplc="0409001B" w:tentative="1">
+      <w:start w:val="1"/>
+      <w:numFmt w:val="lowerRoman"/>
+      <w:lvlText w:val="%9."/>
+      <w:lvlJc w:val="right"/>
+      <w:pPr>
+        <w:ind w:left="6480" w:hanging="180"/>
+      </w:pPr>
+    </w:lvl>
+  </w:abstractNum>
+  <w:abstractNum w:abstractNumId="6" w15:restartNumberingAfterBreak="0">
+    <w:nsid w:val="5371523E"/>
+    <w:multiLevelType w:val="hybridMultilevel"/>
+    <w:tmpl w:val="BA9A20E4"/>
+    <w:lvl w:ilvl="0" w:tplc="0409000F">
+      <w:start w:val="1"/>
+      <w:numFmt w:val="decimal"/>
+      <w:lvlText w:val="%1."/>
+      <w:lvlJc w:val="left"/>
+      <w:pPr>
+        <w:ind w:left="720" w:hanging="360"/>
+      </w:pPr>
+      <w:rPr>
+        <w:rFonts w:hint="default"/>
+      </w:rPr>
+    </w:lvl>
+    <w:lvl w:ilvl="1" w:tplc="04090019" w:tentative="1">
+      <w:start w:val="1"/>
+      <w:numFmt w:val="lowerLetter"/>
+      <w:lvlText w:val="%2."/>
+      <w:lvlJc w:val="left"/>
+      <w:pPr>
+        <w:ind w:left="1440" w:hanging="360"/>
+      </w:pPr>
+    </w:lvl>
+    <w:lvl w:ilvl="2" w:tplc="0409001B" w:tentative="1">
+      <w:start w:val="1"/>
+      <w:numFmt w:val="lowerRoman"/>
+      <w:lvlText w:val="%3."/>
+      <w:lvlJc w:val="right"/>
+      <w:pPr>
+        <w:ind w:left="2160" w:hanging="180"/>
+      </w:pPr>
+    </w:lvl>
+    <w:lvl w:ilvl="3" w:tplc="0409000F" w:tentative="1">
+      <w:start w:val="1"/>
+      <w:numFmt w:val="decimal"/>
+      <w:lvlText w:val="%4."/>
+      <w:lvlJc w:val="left"/>
+      <w:pPr>
+        <w:ind w:left="2880" w:hanging="360"/>
+      </w:pPr>
+    </w:lvl>
+    <w:lvl w:ilvl="4" w:tplc="04090019" w:tentative="1">
+      <w:start w:val="1"/>
+      <w:numFmt w:val="lowerLetter"/>
+      <w:lvlText w:val="%5."/>
+      <w:lvlJc w:val="left"/>
+      <w:pPr>
+        <w:ind w:left="3600" w:hanging="360"/>
+      </w:pPr>
+    </w:lvl>
+    <w:lvl w:ilvl="5" w:tplc="0409001B" w:tentative="1">
+      <w:start w:val="1"/>
+      <w:numFmt w:val="lowerRoman"/>
+      <w:lvlText w:val="%6."/>
+      <w:lvlJc w:val="right"/>
+      <w:pPr>
+        <w:ind w:left="4320" w:hanging="180"/>
+      </w:pPr>
+    </w:lvl>
+    <w:lvl w:ilvl="6" w:tplc="0409000F" w:tentative="1">
+      <w:start w:val="1"/>
+      <w:numFmt w:val="decimal"/>
+      <w:lvlText w:val="%7."/>
+      <w:lvlJc w:val="left"/>
+      <w:pPr>
+        <w:ind w:left="5040" w:hanging="360"/>
+      </w:pPr>
+    </w:lvl>
+    <w:lvl w:ilvl="7" w:tplc="04090019" w:tentative="1">
+      <w:start w:val="1"/>
+      <w:numFmt w:val="lowerLetter"/>
+      <w:lvlText w:val="%8."/>
+      <w:lvlJc w:val="left"/>
+      <w:pPr>
+        <w:ind w:left="5760" w:hanging="360"/>
+      </w:pPr>
+    </w:lvl>
+    <w:lvl w:ilvl="8" w:tplc="0409001B" w:tentative="1">
+      <w:start w:val="1"/>
+      <w:numFmt w:val="lowerRoman"/>
+      <w:lvlText w:val="%9."/>
+      <w:lvlJc w:val="right"/>
+      <w:pPr>
+        <w:ind w:left="6480" w:hanging="180"/>
+      </w:pPr>
+    </w:lvl>
+  </w:abstractNum>
+  <w:abstractNum w:abstractNumId="7" w15:restartNumberingAfterBreak="0">
+    <w:nsid w:val="57F64708"/>
+    <w:multiLevelType w:val="hybridMultilevel"/>
+    <w:tmpl w:val="BA9A20E4"/>
+    <w:lvl w:ilvl="0" w:tplc="0409000F">
+      <w:start w:val="1"/>
+      <w:numFmt w:val="decimal"/>
+      <w:lvlText w:val="%1."/>
+      <w:lvlJc w:val="left"/>
+      <w:pPr>
+        <w:ind w:left="720" w:hanging="360"/>
+      </w:pPr>
+      <w:rPr>
+        <w:rFonts w:hint="default"/>
+      </w:rPr>
+    </w:lvl>
+    <w:lvl w:ilvl="1" w:tplc="04090019" w:tentative="1">
+      <w:start w:val="1"/>
+      <w:numFmt w:val="lowerLetter"/>
+      <w:lvlText w:val="%2."/>
+      <w:lvlJc w:val="left"/>
+      <w:pPr>
+        <w:ind w:left="1440" w:hanging="360"/>
+      </w:pPr>
+    </w:lvl>
+    <w:lvl w:ilvl="2" w:tplc="0409001B" w:tentative="1">
+      <w:start w:val="1"/>
+      <w:numFmt w:val="lowerRoman"/>
+      <w:lvlText w:val="%3."/>
+      <w:lvlJc w:val="right"/>
+      <w:pPr>
+        <w:ind w:left="2160" w:hanging="180"/>
+      </w:pPr>
+    </w:lvl>
+    <w:lvl w:ilvl="3" w:tplc="0409000F" w:tentative="1">
+      <w:start w:val="1"/>
+      <w:numFmt w:val="decimal"/>
+      <w:lvlText w:val="%4."/>
+      <w:lvlJc w:val="left"/>
+      <w:pPr>
+        <w:ind w:left="2880" w:hanging="360"/>
+      </w:pPr>
+    </w:lvl>
+    <w:lvl w:ilvl="4" w:tplc="04090019" w:tentative="1">
+      <w:start w:val="1"/>
+      <w:numFmt w:val="lowerLetter"/>
+      <w:lvlText w:val="%5."/>
+      <w:lvlJc w:val="left"/>
+      <w:pPr>
+        <w:ind w:left="3600" w:hanging="360"/>
+      </w:pPr>
+    </w:lvl>
+    <w:lvl w:ilvl="5" w:tplc="0409001B" w:tentative="1">
+      <w:start w:val="1"/>
+      <w:numFmt w:val="lowerRoman"/>
+      <w:lvlText w:val="%6."/>
+      <w:lvlJc w:val="right"/>
+      <w:pPr>
+        <w:ind w:left="4320" w:hanging="180"/>
+      </w:pPr>
+    </w:lvl>
+    <w:lvl w:ilvl="6" w:tplc="0409000F" w:tentative="1">
+      <w:start w:val="1"/>
+      <w:numFmt w:val="decimal"/>
+      <w:lvlText w:val="%7."/>
+      <w:lvlJc w:val="left"/>
+      <w:pPr>
+        <w:ind w:left="5040" w:hanging="360"/>
+      </w:pPr>
+    </w:lvl>
+    <w:lvl w:ilvl="7" w:tplc="04090019" w:tentative="1">
+      <w:start w:val="1"/>
+      <w:numFmt w:val="lowerLetter"/>
+      <w:lvlText w:val="%8."/>
+      <w:lvlJc w:val="left"/>
+      <w:pPr>
+        <w:ind w:left="5760" w:hanging="360"/>
+      </w:pPr>
+    </w:lvl>
+    <w:lvl w:ilvl="8" w:tplc="0409001B" w:tentative="1">
+      <w:start w:val="1"/>
+      <w:numFmt w:val="lowerRoman"/>
+      <w:lvlText w:val="%9."/>
+      <w:lvlJc w:val="right"/>
+      <w:pPr>
+        <w:ind w:left="6480" w:hanging="180"/>
+      </w:pPr>
+    </w:lvl>
+  </w:abstractNum>
+  <w:abstractNum w:abstractNumId="8" w15:restartNumberingAfterBreak="0">
+    <w:nsid w:val="68BD7830"/>
+    <w:multiLevelType w:val="hybridMultilevel"/>
+    <w:tmpl w:val="CD4465E2"/>
+    <w:lvl w:ilvl="0" w:tplc="7C7AD94A">
+      <w:start w:val="1"/>
+      <w:numFmt w:val="decimal"/>
+      <w:lvlText w:val="%1."/>
+      <w:lvlJc w:val="left"/>
+      <w:pPr>
+        <w:ind w:left="1080" w:hanging="360"/>
+      </w:pPr>
+      <w:rPr>
+        <w:rFonts w:hint="default"/>
+      </w:rPr>
+    </w:lvl>
+    <w:lvl w:ilvl="1" w:tplc="04090019">
+      <w:start w:val="1"/>
+      <w:numFmt w:val="lowerLetter"/>
+      <w:lvlText w:val="%2."/>
+      <w:lvlJc w:val="left"/>
+      <w:pPr>
+        <w:ind w:left="1800" w:hanging="360"/>
+      </w:pPr>
+    </w:lvl>
+    <w:lvl w:ilvl="2" w:tplc="ED28A856">
+      <w:start w:val="2"/>
+      <w:numFmt w:val="bullet"/>
+      <w:lvlText w:val="-"/>
+      <w:lvlJc w:val="left"/>
+      <w:pPr>
+        <w:ind w:left="2700" w:hanging="360"/>
+      </w:pPr>
+      <w:rPr>
+        <w:rFonts w:ascii="Calibri" w:eastAsiaTheme="minorHAnsi" w:hAnsi="Calibri" w:cs="Calibri" w:hint="default"/>
+      </w:rPr>
+    </w:lvl>
+    <w:lvl w:ilvl="3" w:tplc="0409000F" w:tentative="1">
+      <w:start w:val="1"/>
+      <w:numFmt w:val="decimal"/>
+      <w:lvlText w:val="%4."/>
+      <w:lvlJc w:val="left"/>
+      <w:pPr>
+        <w:ind w:left="3240" w:hanging="360"/>
+      </w:pPr>
+    </w:lvl>
+    <w:lvl w:ilvl="4" w:tplc="04090019" w:tentative="1">
+      <w:start w:val="1"/>
+      <w:numFmt w:val="lowerLetter"/>
+      <w:lvlText w:val="%5."/>
+      <w:lvlJc w:val="left"/>
+      <w:pPr>
+        <w:ind w:left="3960" w:hanging="360"/>
+      </w:pPr>
+    </w:lvl>
+    <w:lvl w:ilvl="5" w:tplc="0409001B" w:tentative="1">
+      <w:start w:val="1"/>
+      <w:numFmt w:val="lowerRoman"/>
+      <w:lvlText w:val="%6."/>
+      <w:lvlJc w:val="right"/>
+      <w:pPr>
+        <w:ind w:left="4680" w:hanging="180"/>
+      </w:pPr>
+    </w:lvl>
+    <w:lvl w:ilvl="6" w:tplc="0409000F" w:tentative="1">
+      <w:start w:val="1"/>
+      <w:numFmt w:val="decimal"/>
+      <w:lvlText w:val="%7."/>
+      <w:lvlJc w:val="left"/>
+      <w:pPr>
+        <w:ind w:left="5400" w:hanging="360"/>
+      </w:pPr>
+    </w:lvl>
+    <w:lvl w:ilvl="7" w:tplc="04090019" w:tentative="1">
+      <w:start w:val="1"/>
+      <w:numFmt w:val="lowerLetter"/>
+      <w:lvlText w:val="%8."/>
+      <w:lvlJc w:val="left"/>
+      <w:pPr>
+        <w:ind w:left="6120" w:hanging="360"/>
+      </w:pPr>
+    </w:lvl>
+    <w:lvl w:ilvl="8" w:tplc="0409001B" w:tentative="1">
+      <w:start w:val="1"/>
+      <w:numFmt w:val="lowerRoman"/>
+      <w:lvlText w:val="%9."/>
+      <w:lvlJc w:val="right"/>
+      <w:pPr>
         <w:ind w:left="6840" w:hanging="180"/>
       </w:pPr>
     </w:lvl>
   </w:abstractNum>
   <w:num w:numId="1">
-    <w:abstractNumId w:val="2"/>
+    <w:abstractNumId w:val="8"/>
   </w:num>
   <w:num w:numId="2">
-    <w:abstractNumId w:val="1"/>
+    <w:abstractNumId w:val="3"/>
   </w:num>
   <w:num w:numId="3">
     <w:abstractNumId w:val="0"/>
+  </w:num>
+  <w:num w:numId="4">
+    <w:abstractNumId w:val="4"/>
+  </w:num>
+  <w:num w:numId="5">
+    <w:abstractNumId w:val="6"/>
+  </w:num>
+  <w:num w:numId="6">
+    <w:abstractNumId w:val="7"/>
+  </w:num>
+  <w:num w:numId="7">
+    <w:abstractNumId w:val="2"/>
+  </w:num>
+  <w:num w:numId="8">
+    <w:abstractNumId w:val="1"/>
+  </w:num>
+  <w:num w:numId="9">
+    <w:abstractNumId w:val="5"/>
   </w:num>
 </w:numbering>
 </file>
@@ -1263,6 +2544,25 @@
     <w:name w:val="Normal"/>
     <w:qFormat/>
   </w:style>
+  <w:style w:type="paragraph" w:styleId="Heading2">
+    <w:name w:val="heading 2"/>
+    <w:basedOn w:val="Normal"/>
+    <w:link w:val="Heading2Char"/>
+    <w:uiPriority w:val="9"/>
+    <w:qFormat/>
+    <w:rsid w:val="00256669"/>
+    <w:pPr>
+      <w:spacing w:before="100" w:beforeAutospacing="1" w:after="100" w:afterAutospacing="1"/>
+      <w:outlineLvl w:val="1"/>
+    </w:pPr>
+    <w:rPr>
+      <w:rFonts w:ascii="Times New Roman" w:eastAsia="Times New Roman" w:hAnsi="Times New Roman" w:cs="Times New Roman"/>
+      <w:b/>
+      <w:bCs/>
+      <w:sz w:val="36"/>
+      <w:szCs w:val="36"/>
+    </w:rPr>
+  </w:style>
   <w:style w:type="character" w:default="1" w:styleId="DefaultParagraphFont">
     <w:name w:val="Default Paragraph Font"/>
     <w:uiPriority w:val="1"/>
@@ -1300,6 +2600,34 @@
       <w:ind w:left="720"/>
       <w:contextualSpacing/>
     </w:pPr>
+  </w:style>
+  <w:style w:type="character" w:customStyle="1" w:styleId="Heading2Char">
+    <w:name w:val="Heading 2 Char"/>
+    <w:basedOn w:val="DefaultParagraphFont"/>
+    <w:link w:val="Heading2"/>
+    <w:uiPriority w:val="9"/>
+    <w:rsid w:val="00256669"/>
+    <w:rPr>
+      <w:rFonts w:ascii="Times New Roman" w:eastAsia="Times New Roman" w:hAnsi="Times New Roman" w:cs="Times New Roman"/>
+      <w:b/>
+      <w:bCs/>
+      <w:sz w:val="36"/>
+      <w:szCs w:val="36"/>
+    </w:rPr>
+  </w:style>
+  <w:style w:type="paragraph" w:styleId="NormalWeb">
+    <w:name w:val="Normal (Web)"/>
+    <w:basedOn w:val="Normal"/>
+    <w:uiPriority w:val="99"/>
+    <w:semiHidden/>
+    <w:unhideWhenUsed/>
+    <w:rsid w:val="00256669"/>
+    <w:pPr>
+      <w:spacing w:before="100" w:beforeAutospacing="1" w:after="100" w:afterAutospacing="1"/>
+    </w:pPr>
+    <w:rPr>
+      <w:rFonts w:ascii="Times New Roman" w:eastAsia="Times New Roman" w:hAnsi="Times New Roman" w:cs="Times New Roman"/>
+    </w:rPr>
   </w:style>
 </w:styles>
 </file>
